--- a/نحوه ی ایجا د چک لیست.docx
+++ b/نحوه ی ایجا د چک لیست.docx
@@ -112,10 +112,47 @@
         <w:rPr>
           <w:lang w:bidi="fa-IR"/>
         </w:rPr>
+        <w:t xml:space="preserve"> //// </w:t>
+      </w:r>
+      <w:r>
+        <w:rPr>
+          <w:rFonts w:hint="cs"/>
+          <w:rtl/>
+          <w:lang w:bidi="fa-IR"/>
+        </w:rPr>
+        <w:t xml:space="preserve">//  </w:t>
+      </w:r>
+      <w:r>
+        <w:rPr>
+          <w:rtl/>
+          <w:lang w:bidi="fa-IR"/>
+        </w:rPr>
         <w:br/>
       </w:r>
       <w:r>
         <w:rPr>
+          <w:rFonts w:hint="cs"/>
+          <w:rtl/>
+          <w:lang w:bidi="fa-IR"/>
+        </w:rPr>
+        <w:t>// مدل</w:t>
+      </w:r>
+      <w:r>
+        <w:rPr>
+          <w:lang w:bidi="fa-IR"/>
+        </w:rPr>
+        <w:t>create , edit</w:t>
+      </w:r>
+      <w:r>
+        <w:rPr>
+          <w:rFonts w:hint="cs"/>
+          <w:rtl/>
+          <w:lang w:bidi="fa-IR"/>
+        </w:rPr>
+        <w:t xml:space="preserve"> </w:t>
+      </w:r>
+      <w:r>
+        <w:rPr>
           <w:rtl/>
           <w:lang w:bidi="fa-IR"/>
         </w:rPr>
@@ -123,6 +160,34 @@
       </w:r>
       <w:r>
         <w:rPr>
+          <w:rtl/>
+          <w:lang w:bidi="fa-IR"/>
+        </w:rPr>
+        <w:br/>
+      </w:r>
+      <w:r>
+        <w:rPr>
+          <w:rFonts w:hint="cs"/>
+          <w:rtl/>
+          <w:lang w:bidi="fa-IR"/>
+        </w:rPr>
+        <w:t>متد میانگین //</w:t>
+      </w:r>
+      <w:r>
+        <w:rPr>
+          <w:lang w:bidi="fa-IR"/>
+        </w:rPr>
+        <w:br/>
+      </w:r>
+      <w:r>
+        <w:rPr>
+          <w:rtl/>
+          <w:lang w:bidi="fa-IR"/>
+        </w:rPr>
+        <w:br/>
+      </w:r>
+      <w:r>
+        <w:rPr>
           <w:rFonts w:hint="cs"/>
           <w:rtl/>
           <w:lang w:bidi="fa-IR"/>
@@ -170,7 +235,6 @@
       <w:pPr>
         <w:bidi/>
         <w:rPr>
-          <w:rtl/>
           <w:lang w:bidi="fa-IR"/>
         </w:rPr>
       </w:pPr>
@@ -390,6 +454,74 @@
       <w:pPr>
         <w:bidi/>
         <w:rPr>
+          <w:lang w:bidi="fa-IR"/>
+        </w:rPr>
+      </w:pPr>
+      <w:r>
+        <w:rPr>
+          <w:rFonts w:hint="cs"/>
+          <w:rtl/>
+          <w:lang w:bidi="fa-IR"/>
+        </w:rPr>
+        <w:t xml:space="preserve">9- در </w:t>
+      </w:r>
+      <w:proofErr w:type="spellStart"/>
+      <w:r>
+        <w:rPr>
+          <w:lang w:bidi="fa-IR"/>
+        </w:rPr>
+        <w:t>companycontext</w:t>
+      </w:r>
+      <w:proofErr w:type="spellEnd"/>
+      <w:r>
+        <w:rPr>
+          <w:rFonts w:hint="cs"/>
+          <w:rtl/>
+          <w:lang w:bidi="fa-IR"/>
+        </w:rPr>
+        <w:t xml:space="preserve"> </w:t>
+      </w:r>
+      <w:r>
+        <w:rPr>
+          <w:lang w:bidi="fa-IR"/>
+        </w:rPr>
+        <w:t xml:space="preserve">  </w:t>
+      </w:r>
+      <w:r>
+        <w:rPr>
+          <w:rFonts w:hint="cs"/>
+          <w:rtl/>
+          <w:lang w:bidi="fa-IR"/>
+        </w:rPr>
+        <w:t xml:space="preserve">باید </w:t>
+      </w:r>
+      <w:r>
+        <w:rPr>
+          <w:lang w:bidi="fa-IR"/>
+        </w:rPr>
+        <w:t xml:space="preserve"> </w:t>
+      </w:r>
+      <w:proofErr w:type="spellStart"/>
+      <w:r>
+        <w:rPr>
+          <w:lang w:bidi="fa-IR"/>
+        </w:rPr>
+        <w:t>dbset</w:t>
+      </w:r>
+      <w:proofErr w:type="spellEnd"/>
+      <w:r>
+        <w:rPr>
+          <w:rFonts w:hint="cs"/>
+          <w:rtl/>
+          <w:lang w:bidi="fa-IR"/>
+        </w:rPr>
+        <w:t xml:space="preserve"> اضافه کرد</w:t>
+      </w:r>
+    </w:p>
+    <w:p>
+      <w:pPr>
+        <w:bidi/>
+        <w:rPr>
           <w:rtl/>
           <w:lang w:bidi="fa-IR"/>
         </w:rPr>
@@ -421,6 +553,8 @@
       <w:pPr>
         <w:bidi/>
         <w:rPr>
+          <w:rFonts w:hint="cs"/>
+          <w:rtl/>
           <w:lang w:bidi="fa-IR"/>
         </w:rPr>
       </w:pPr>
@@ -476,29 +610,1003 @@
         </w:rPr>
         <w:t xml:space="preserve"> </w:t>
       </w:r>
-    </w:p>
-    <w:p>
-      <w:pPr>
-        <w:bidi/>
-        <w:rPr>
-          <w:lang w:bidi="fa-IR"/>
-        </w:rPr>
-      </w:pPr>
-    </w:p>
-    <w:p>
-      <w:pPr>
-        <w:bidi/>
-        <w:rPr>
-          <w:lang w:bidi="fa-IR"/>
-        </w:rPr>
-      </w:pPr>
-      <w:r>
-        <w:rPr>
-          <w:rFonts w:hint="cs"/>
-          <w:rtl/>
-          <w:lang w:bidi="fa-IR"/>
-        </w:rPr>
-        <w:t xml:space="preserve">9- </w:t>
+      <w:r>
+        <w:rPr>
+          <w:lang w:bidi="fa-IR"/>
+        </w:rPr>
+        <w:br/>
+      </w:r>
+      <w:r>
+        <w:rPr>
+          <w:rFonts w:hint="cs"/>
+          <w:rtl/>
+          <w:lang w:bidi="fa-IR"/>
+        </w:rPr>
+        <w:t>برای لایه اپلیکیشن فراموش نشود</w:t>
+      </w:r>
+    </w:p>
+    <w:p>
+      <w:pPr>
+        <w:bidi/>
+        <w:rPr>
+          <w:lang w:bidi="fa-IR"/>
+        </w:rPr>
+      </w:pPr>
+    </w:p>
+    <w:p>
+      <w:pPr>
+        <w:bidi/>
+        <w:rPr>
+          <w:lang w:bidi="fa-IR"/>
+        </w:rPr>
+      </w:pPr>
+      <w:r>
+        <w:rPr>
+          <w:rFonts w:hint="cs"/>
+          <w:rtl/>
+          <w:lang w:bidi="fa-IR"/>
+        </w:rPr>
+        <w:t>10-</w:t>
+      </w:r>
+      <w:r>
+        <w:rPr>
+          <w:rFonts w:hint="cs"/>
+          <w:rtl/>
+          <w:lang w:bidi="fa-IR"/>
+        </w:rPr>
+        <w:t xml:space="preserve">ایجاد مدل </w:t>
+      </w:r>
+      <w:r>
+        <w:rPr>
+          <w:lang w:bidi="fa-IR"/>
+        </w:rPr>
+        <w:t>create</w:t>
+      </w:r>
+      <w:r>
+        <w:rPr>
+          <w:rFonts w:hint="cs"/>
+          <w:rtl/>
+          <w:lang w:bidi="fa-IR"/>
+        </w:rPr>
+        <w:t xml:space="preserve"> برای چک لیست مورد نظر در لایه ی </w:t>
+      </w:r>
+      <w:r>
+        <w:rPr>
+          <w:lang w:bidi="fa-IR"/>
+        </w:rPr>
+        <w:t xml:space="preserve"> </w:t>
+      </w:r>
+      <w:proofErr w:type="spellStart"/>
+      <w:r>
+        <w:rPr>
+          <w:lang w:bidi="fa-IR"/>
+        </w:rPr>
+        <w:t>Application.contract</w:t>
+      </w:r>
+      <w:r>
+        <w:rPr>
+          <w:lang w:bidi="fa-IR"/>
+        </w:rPr>
+        <w:t>fh</w:t>
+      </w:r>
+      <w:proofErr w:type="spellEnd"/>
+      <w:r>
+        <w:rPr>
+          <w:rFonts w:hint="cs"/>
+          <w:rtl/>
+          <w:lang w:bidi="fa-IR"/>
+        </w:rPr>
+        <w:t xml:space="preserve"> با معرفی </w:t>
+      </w:r>
+      <w:proofErr w:type="spellStart"/>
+      <w:r>
+        <w:rPr>
+          <w:lang w:bidi="fa-IR"/>
+        </w:rPr>
+        <w:t>ChecklistId</w:t>
+      </w:r>
+      <w:proofErr w:type="spellEnd"/>
+      <w:r>
+        <w:rPr>
+          <w:lang w:bidi="fa-IR"/>
+        </w:rPr>
+        <w:t xml:space="preserve">  </w:t>
+      </w:r>
+      <w:r>
+        <w:rPr>
+          <w:rFonts w:hint="cs"/>
+          <w:rtl/>
+          <w:lang w:bidi="fa-IR"/>
+        </w:rPr>
+        <w:t xml:space="preserve"> از نوع </w:t>
+      </w:r>
+      <w:r>
+        <w:rPr>
+          <w:lang w:bidi="fa-IR"/>
+        </w:rPr>
+        <w:t xml:space="preserve"> long</w:t>
+      </w:r>
+      <w:r>
+        <w:rPr>
+          <w:rFonts w:hint="cs"/>
+          <w:rtl/>
+          <w:lang w:bidi="fa-IR"/>
+        </w:rPr>
+        <w:t xml:space="preserve"> باشد </w:t>
+      </w:r>
+      <w:r>
+        <w:rPr>
+          <w:lang w:bidi="fa-IR"/>
+        </w:rPr>
+        <w:t xml:space="preserve"> ? </w:t>
+      </w:r>
+      <w:r>
+        <w:rPr>
+          <w:rFonts w:hint="cs"/>
+          <w:rtl/>
+          <w:lang w:bidi="fa-IR"/>
+        </w:rPr>
+        <w:t xml:space="preserve"> نداشته باشد </w:t>
+      </w:r>
+      <w:r>
+        <w:rPr>
+          <w:lang w:bidi="fa-IR"/>
+        </w:rPr>
+        <w:t xml:space="preserve"> public </w:t>
+      </w:r>
+      <w:r>
+        <w:rPr>
+          <w:rFonts w:hint="cs"/>
+          <w:rtl/>
+          <w:lang w:bidi="fa-IR"/>
+        </w:rPr>
+        <w:t xml:space="preserve"> باشد</w:t>
+      </w:r>
+    </w:p>
+    <w:p>
+      <w:pPr>
+        <w:bidi/>
+        <w:rPr>
+          <w:lang w:bidi="fa-IR"/>
+        </w:rPr>
+      </w:pPr>
+      <w:r>
+        <w:rPr>
+          <w:rFonts w:hint="cs"/>
+          <w:rtl/>
+          <w:lang w:bidi="fa-IR"/>
+        </w:rPr>
+        <w:t xml:space="preserve">15- ایجاد متد های </w:t>
+      </w:r>
+      <w:r>
+        <w:rPr>
+          <w:lang w:bidi="fa-IR"/>
+        </w:rPr>
+        <w:t xml:space="preserve">create , edit   </w:t>
+      </w:r>
+      <w:r>
+        <w:rPr>
+          <w:rFonts w:hint="cs"/>
+          <w:rtl/>
+          <w:lang w:bidi="fa-IR"/>
+        </w:rPr>
+        <w:t xml:space="preserve"> در </w:t>
+      </w:r>
+      <w:proofErr w:type="spellStart"/>
+      <w:r>
+        <w:rPr>
+          <w:lang w:bidi="fa-IR"/>
+        </w:rPr>
+        <w:t>IChecklistApplication</w:t>
+      </w:r>
+      <w:proofErr w:type="spellEnd"/>
+    </w:p>
+    <w:p>
+      <w:pPr>
+        <w:bidi/>
+        <w:rPr>
+          <w:lang w:bidi="fa-IR"/>
+        </w:rPr>
+      </w:pPr>
+      <w:r>
+        <w:rPr>
+          <w:rFonts w:hint="cs"/>
+          <w:rtl/>
+          <w:lang w:bidi="fa-IR"/>
+        </w:rPr>
+        <w:t xml:space="preserve">16 - پیاده سازی در </w:t>
+      </w:r>
+      <w:proofErr w:type="spellStart"/>
+      <w:r>
+        <w:rPr>
+          <w:lang w:bidi="fa-IR"/>
+        </w:rPr>
+        <w:t>ChecklistApplication</w:t>
+      </w:r>
+      <w:proofErr w:type="spellEnd"/>
+      <w:r>
+        <w:rPr>
+          <w:lang w:bidi="fa-IR"/>
+        </w:rPr>
+        <w:t xml:space="preserve"> </w:t>
+      </w:r>
+      <w:r>
+        <w:rPr>
+          <w:rFonts w:hint="cs"/>
+          <w:rtl/>
+          <w:lang w:bidi="fa-IR"/>
+        </w:rPr>
+        <w:t xml:space="preserve"> اضافه کردن </w:t>
+      </w:r>
+      <w:r>
+        <w:rPr>
+          <w:lang w:bidi="fa-IR"/>
+        </w:rPr>
+        <w:t xml:space="preserve"> repository</w:t>
+      </w:r>
+    </w:p>
+    <w:p>
+      <w:pPr>
+        <w:bidi/>
+        <w:rPr>
+          <w:lang w:bidi="fa-IR"/>
+        </w:rPr>
+      </w:pPr>
+      <w:r>
+        <w:rPr>
+          <w:rFonts w:hint="cs"/>
+          <w:rtl/>
+          <w:lang w:bidi="fa-IR"/>
+        </w:rPr>
+        <w:t xml:space="preserve">11- </w:t>
+      </w:r>
+      <w:r>
+        <w:rPr>
+          <w:rFonts w:hint="cs"/>
+          <w:rtl/>
+          <w:lang w:bidi="fa-IR"/>
+        </w:rPr>
+        <w:t xml:space="preserve">تو </w:t>
+      </w:r>
+      <w:r>
+        <w:rPr>
+          <w:lang w:bidi="fa-IR"/>
+        </w:rPr>
+        <w:t>pages</w:t>
+      </w:r>
+      <w:r>
+        <w:rPr>
+          <w:rFonts w:hint="cs"/>
+          <w:rtl/>
+          <w:lang w:bidi="fa-IR"/>
+        </w:rPr>
+        <w:t xml:space="preserve"> فولدر </w:t>
+      </w:r>
+      <w:r>
+        <w:rPr>
+          <w:lang w:bidi="fa-IR"/>
+        </w:rPr>
+        <w:t>checklist</w:t>
+      </w:r>
+      <w:r>
+        <w:rPr>
+          <w:rFonts w:hint="cs"/>
+          <w:rtl/>
+          <w:lang w:bidi="fa-IR"/>
+        </w:rPr>
+        <w:t xml:space="preserve"> باید صفحه ی </w:t>
+      </w:r>
+      <w:r>
+        <w:rPr>
+          <w:lang w:bidi="fa-IR"/>
+        </w:rPr>
+        <w:t xml:space="preserve"> CreateWin…</w:t>
+      </w:r>
+      <w:r>
+        <w:rPr>
+          <w:rFonts w:hint="cs"/>
+          <w:rtl/>
+          <w:lang w:bidi="fa-IR"/>
+        </w:rPr>
+        <w:t xml:space="preserve"> ایجاد کرد</w:t>
+      </w:r>
+    </w:p>
+    <w:p>
+      <w:pPr>
+        <w:bidi/>
+        <w:rPr>
+          <w:lang w:bidi="fa-IR"/>
+        </w:rPr>
+      </w:pPr>
+      <w:r>
+        <w:rPr>
+          <w:rFonts w:hint="cs"/>
+          <w:rtl/>
+          <w:lang w:bidi="fa-IR"/>
+        </w:rPr>
+        <w:t>متد</w:t>
+      </w:r>
+      <w:r>
+        <w:rPr>
+          <w:lang w:bidi="fa-IR"/>
+        </w:rPr>
+        <w:t xml:space="preserve"> </w:t>
+      </w:r>
+      <w:proofErr w:type="spellStart"/>
+      <w:r>
+        <w:rPr>
+          <w:lang w:bidi="fa-IR"/>
+        </w:rPr>
+        <w:t>getdetails</w:t>
+      </w:r>
+      <w:proofErr w:type="spellEnd"/>
+      <w:r>
+        <w:rPr>
+          <w:lang w:bidi="fa-IR"/>
+        </w:rPr>
+        <w:t xml:space="preserve"> </w:t>
+      </w:r>
+      <w:r>
+        <w:rPr>
+          <w:rFonts w:hint="cs"/>
+          <w:rtl/>
+          <w:lang w:bidi="fa-IR"/>
+        </w:rPr>
+        <w:t xml:space="preserve"> در داخل</w:t>
+      </w:r>
+      <w:r>
+        <w:rPr>
+          <w:rtl/>
+          <w:lang w:bidi="fa-IR"/>
+        </w:rPr>
+        <w:br/>
+      </w:r>
+      <w:r>
+        <w:rPr>
+          <w:rFonts w:hint="cs"/>
+          <w:rtl/>
+          <w:lang w:bidi="fa-IR"/>
+        </w:rPr>
+        <w:t xml:space="preserve"> </w:t>
+      </w:r>
+      <w:r>
+        <w:rPr>
+          <w:lang w:bidi="fa-IR"/>
+        </w:rPr>
+        <w:t xml:space="preserve">public </w:t>
+      </w:r>
+      <w:proofErr w:type="spellStart"/>
+      <w:r>
+        <w:rPr>
+          <w:lang w:bidi="fa-IR"/>
+        </w:rPr>
+        <w:t>IActionResult</w:t>
+      </w:r>
+      <w:proofErr w:type="spellEnd"/>
+      <w:r>
+        <w:rPr>
+          <w:lang w:bidi="fa-IR"/>
+        </w:rPr>
+        <w:t xml:space="preserve"> </w:t>
+      </w:r>
+      <w:proofErr w:type="spellStart"/>
+      <w:r>
+        <w:rPr>
+          <w:lang w:bidi="fa-IR"/>
+        </w:rPr>
+        <w:t>OnGet</w:t>
+      </w:r>
+      <w:proofErr w:type="spellEnd"/>
+      <w:r>
+        <w:rPr>
+          <w:lang w:bidi="fa-IR"/>
+        </w:rPr>
+        <w:t>(long id)</w:t>
+      </w:r>
+      <w:r>
+        <w:rPr>
+          <w:lang w:bidi="fa-IR"/>
+        </w:rPr>
+        <w:t xml:space="preserve"> </w:t>
+      </w:r>
+    </w:p>
+    <w:p>
+      <w:pPr>
+        <w:bidi/>
+        <w:rPr>
+          <w:lang w:bidi="fa-IR"/>
+        </w:rPr>
+      </w:pPr>
+      <w:r>
+        <w:rPr>
+          <w:rFonts w:hint="cs"/>
+          <w:rtl/>
+          <w:lang w:bidi="fa-IR"/>
+        </w:rPr>
+        <w:t>نیاز به تغییرات دارد و باید ای دی در جدول مربوطه را به این متد اضافه کنیم</w:t>
+      </w:r>
+    </w:p>
+    <w:p>
+      <w:pPr>
+        <w:bidi/>
+        <w:rPr>
+          <w:lang w:bidi="fa-IR"/>
+        </w:rPr>
+      </w:pPr>
+    </w:p>
+    <w:p>
+      <w:pPr>
+        <w:bidi/>
+        <w:rPr>
+          <w:lang w:bidi="fa-IR"/>
+        </w:rPr>
+      </w:pPr>
+      <w:r>
+        <w:rPr>
+          <w:lang w:bidi="fa-IR"/>
+        </w:rPr>
+        <w:t xml:space="preserve">     var </w:t>
+      </w:r>
+      <w:proofErr w:type="spellStart"/>
+      <w:r>
+        <w:rPr>
+          <w:lang w:bidi="fa-IR"/>
+        </w:rPr>
+        <w:t>checklistId</w:t>
+      </w:r>
+      <w:proofErr w:type="spellEnd"/>
+      <w:r>
+        <w:rPr>
+          <w:lang w:bidi="fa-IR"/>
+        </w:rPr>
+        <w:t xml:space="preserve"> = _</w:t>
+      </w:r>
+      <w:proofErr w:type="spellStart"/>
+      <w:r>
+        <w:rPr>
+          <w:lang w:bidi="fa-IR"/>
+        </w:rPr>
+        <w:t>checklistApplication.Getdetails</w:t>
+      </w:r>
+      <w:proofErr w:type="spellEnd"/>
+      <w:r>
+        <w:rPr>
+          <w:lang w:bidi="fa-IR"/>
+        </w:rPr>
+        <w:t>(id);</w:t>
+      </w:r>
+    </w:p>
+    <w:p>
+      <w:pPr>
+        <w:bidi/>
+        <w:rPr>
+          <w:lang w:bidi="fa-IR"/>
+        </w:rPr>
+      </w:pPr>
+    </w:p>
+    <w:p>
+      <w:pPr>
+        <w:bidi/>
+        <w:rPr>
+          <w:rFonts w:hint="cs"/>
+          <w:lang w:bidi="fa-IR"/>
+        </w:rPr>
+      </w:pPr>
+      <w:r>
+        <w:rPr>
+          <w:rFonts w:hint="cs"/>
+          <w:rtl/>
+          <w:lang w:bidi="fa-IR"/>
+        </w:rPr>
+        <w:t>12-</w:t>
+      </w:r>
+      <w:r>
+        <w:rPr>
+          <w:rFonts w:hint="cs"/>
+          <w:rtl/>
+          <w:lang w:bidi="fa-IR"/>
+        </w:rPr>
+        <w:t xml:space="preserve"> تو صفحه ی </w:t>
+      </w:r>
+      <w:r>
+        <w:rPr>
+          <w:lang w:bidi="fa-IR"/>
+        </w:rPr>
+        <w:t xml:space="preserve"> confirm</w:t>
+      </w:r>
+      <w:r>
+        <w:rPr>
+          <w:rFonts w:hint="cs"/>
+          <w:rtl/>
+          <w:lang w:bidi="fa-IR"/>
+        </w:rPr>
+        <w:t xml:space="preserve"> باید لینک اضافه کرد</w:t>
+      </w:r>
+      <w:r>
+        <w:rPr>
+          <w:lang w:bidi="fa-IR"/>
+        </w:rPr>
+        <w:t xml:space="preserve"> </w:t>
+      </w:r>
+      <w:r>
+        <w:rPr>
+          <w:lang w:bidi="fa-IR"/>
+        </w:rPr>
+        <w:t xml:space="preserve"> </w:t>
+      </w:r>
+      <w:r>
+        <w:rPr>
+          <w:rFonts w:hint="cs"/>
+          <w:rtl/>
+          <w:lang w:bidi="fa-IR"/>
+        </w:rPr>
+        <w:t xml:space="preserve"> فکر کنم تغییر کرده به </w:t>
+      </w:r>
+      <w:proofErr w:type="spellStart"/>
+      <w:r>
+        <w:rPr>
+          <w:lang w:bidi="fa-IR"/>
+        </w:rPr>
+        <w:t>checklistmenu</w:t>
+      </w:r>
+      <w:proofErr w:type="spellEnd"/>
+    </w:p>
+    <w:p>
+      <w:pPr>
+        <w:bidi/>
+        <w:rPr>
+          <w:lang w:bidi="fa-IR"/>
+        </w:rPr>
+      </w:pPr>
+      <w:r>
+        <w:rPr>
+          <w:rFonts w:hint="cs"/>
+          <w:rtl/>
+          <w:lang w:bidi="fa-IR"/>
+        </w:rPr>
+        <w:t>13-</w:t>
+      </w:r>
+      <w:r>
+        <w:rPr>
+          <w:rFonts w:hint="cs"/>
+          <w:rtl/>
+          <w:lang w:bidi="fa-IR"/>
+        </w:rPr>
+        <w:t xml:space="preserve">در صفحه ی </w:t>
+      </w:r>
+      <w:r>
+        <w:rPr>
+          <w:lang w:bidi="fa-IR"/>
+        </w:rPr>
+        <w:t xml:space="preserve">confirm </w:t>
+      </w:r>
+      <w:r>
+        <w:rPr>
+          <w:rFonts w:hint="cs"/>
+          <w:rtl/>
+          <w:lang w:bidi="fa-IR"/>
+        </w:rPr>
+        <w:t xml:space="preserve"> هم در </w:t>
+      </w:r>
+      <w:r>
+        <w:rPr>
+          <w:lang w:bidi="fa-IR"/>
+        </w:rPr>
+        <w:t xml:space="preserve"> view </w:t>
+      </w:r>
+      <w:r>
+        <w:rPr>
+          <w:rFonts w:hint="cs"/>
+          <w:rtl/>
+          <w:lang w:bidi="fa-IR"/>
+        </w:rPr>
+        <w:t xml:space="preserve"> و هم در </w:t>
+      </w:r>
+      <w:r>
+        <w:rPr>
+          <w:rFonts w:hint="cs"/>
+          <w:rtl/>
+          <w:lang w:bidi="fa-IR"/>
+        </w:rPr>
+        <w:t xml:space="preserve"> </w:t>
+      </w:r>
+      <w:r>
+        <w:rPr>
+          <w:lang w:bidi="fa-IR"/>
+        </w:rPr>
+        <w:t xml:space="preserve"> .cs</w:t>
+      </w:r>
+      <w:r>
+        <w:rPr>
+          <w:rFonts w:hint="cs"/>
+          <w:rtl/>
+          <w:lang w:bidi="fa-IR"/>
+        </w:rPr>
+        <w:t xml:space="preserve"> باید لینک اضافه شود </w:t>
+      </w:r>
+    </w:p>
+    <w:p>
+      <w:pPr>
+        <w:bidi/>
+        <w:rPr>
+          <w:lang w:bidi="fa-IR"/>
+        </w:rPr>
+      </w:pPr>
+      <w:r>
+        <w:rPr>
+          <w:rFonts w:hint="cs"/>
+          <w:rtl/>
+          <w:lang w:bidi="fa-IR"/>
+        </w:rPr>
+        <w:t xml:space="preserve">14 - </w:t>
+      </w:r>
+      <w:r>
+        <w:rPr>
+          <w:rFonts w:hint="cs"/>
+          <w:rtl/>
+          <w:lang w:bidi="fa-IR"/>
+        </w:rPr>
+        <w:t xml:space="preserve">ایجاد </w:t>
+      </w:r>
+      <w:r>
+        <w:rPr>
+          <w:rFonts w:hint="cs"/>
+          <w:rtl/>
+          <w:lang w:bidi="fa-IR"/>
+        </w:rPr>
+        <w:t xml:space="preserve">صفحه ی </w:t>
+      </w:r>
+      <w:r>
+        <w:rPr>
+          <w:rFonts w:hint="cs"/>
+          <w:rtl/>
+          <w:lang w:bidi="fa-IR"/>
+        </w:rPr>
+        <w:t xml:space="preserve"> </w:t>
+      </w:r>
+      <w:r>
+        <w:rPr>
+          <w:lang w:bidi="fa-IR"/>
+        </w:rPr>
+        <w:t>ConfirmWin2019</w:t>
+      </w:r>
+    </w:p>
+    <w:p>
+      <w:pPr>
+        <w:bidi/>
+        <w:rPr>
+          <w:rtl/>
+          <w:lang w:bidi="fa-IR"/>
+        </w:rPr>
+      </w:pPr>
+      <w:r>
+        <w:rPr>
+          <w:rtl/>
+          <w:lang w:bidi="fa-IR"/>
+        </w:rPr>
+        <w:lastRenderedPageBreak/>
+        <w:br/>
+      </w:r>
+      <w:r>
+        <w:rPr>
+          <w:rFonts w:hint="cs"/>
+          <w:rtl/>
+          <w:lang w:bidi="fa-IR"/>
+        </w:rPr>
+        <w:t xml:space="preserve">17 - </w:t>
+      </w:r>
+      <w:r>
+        <w:rPr>
+          <w:rFonts w:hint="cs"/>
+          <w:rtl/>
+          <w:lang w:bidi="fa-IR"/>
+        </w:rPr>
+        <w:t>ست کردن تمام صفحات ویو در</w:t>
+      </w:r>
+      <w:r>
+        <w:rPr>
+          <w:lang w:bidi="fa-IR"/>
+        </w:rPr>
+        <w:t xml:space="preserve"> razor page </w:t>
+      </w:r>
+      <w:r>
+        <w:rPr>
+          <w:rFonts w:hint="cs"/>
+          <w:rtl/>
+          <w:lang w:bidi="fa-IR"/>
+        </w:rPr>
+        <w:t xml:space="preserve"> ها</w:t>
+      </w:r>
+      <w:r>
+        <w:rPr>
+          <w:rFonts w:hint="cs"/>
+          <w:rtl/>
+          <w:lang w:bidi="fa-IR"/>
+        </w:rPr>
+        <w:t xml:space="preserve"> با استفاده از هئش مصنوعی تیکه تیکه بدم پراپرتی ها رو </w:t>
+      </w:r>
+      <w:r>
+        <w:rPr>
+          <w:lang w:bidi="fa-IR"/>
+        </w:rPr>
+        <w:br/>
+      </w:r>
+      <w:r>
+        <w:rPr>
+          <w:rFonts w:hint="cs"/>
+          <w:rtl/>
+          <w:lang w:bidi="fa-IR"/>
+        </w:rPr>
+        <w:t xml:space="preserve">18 - </w:t>
+      </w:r>
+      <w:r>
+        <w:rPr>
+          <w:rFonts w:hint="cs"/>
+          <w:rtl/>
+          <w:lang w:bidi="fa-IR"/>
+        </w:rPr>
+        <w:t xml:space="preserve">یادم رفته بود متدهای صفحه ی </w:t>
+      </w:r>
+      <w:r>
+        <w:rPr>
+          <w:lang w:bidi="fa-IR"/>
+        </w:rPr>
+        <w:t>ConfirmWin2019.cshtml</w:t>
+      </w:r>
+      <w:r>
+        <w:rPr>
+          <w:rFonts w:hint="cs"/>
+          <w:rtl/>
+          <w:lang w:bidi="fa-IR"/>
+        </w:rPr>
+        <w:t xml:space="preserve"> رو درست کنم</w:t>
+      </w:r>
+      <w:r>
+        <w:rPr>
+          <w:rFonts w:hint="cs"/>
+          <w:rtl/>
+          <w:lang w:bidi="fa-IR"/>
+        </w:rPr>
+        <w:t xml:space="preserve"> --  بااستفاده از </w:t>
+      </w:r>
+      <w:proofErr w:type="spellStart"/>
+      <w:r>
+        <w:rPr>
+          <w:lang w:bidi="fa-IR"/>
+        </w:rPr>
+        <w:t>chatgpt</w:t>
+      </w:r>
+      <w:proofErr w:type="spellEnd"/>
+      <w:r>
+        <w:rPr>
+          <w:rFonts w:hint="cs"/>
+          <w:rtl/>
+          <w:lang w:bidi="fa-IR"/>
+        </w:rPr>
+        <w:t xml:space="preserve"> و مدل </w:t>
+      </w:r>
+      <w:r>
+        <w:rPr>
+          <w:lang w:bidi="fa-IR"/>
+        </w:rPr>
+        <w:t>create</w:t>
+      </w:r>
+      <w:r>
+        <w:rPr>
+          <w:rFonts w:hint="cs"/>
+          <w:rtl/>
+          <w:lang w:bidi="fa-IR"/>
+        </w:rPr>
+        <w:t xml:space="preserve"> آن </w:t>
+      </w:r>
+    </w:p>
+    <w:p>
+      <w:pPr>
+        <w:bidi/>
+        <w:rPr>
+          <w:lang w:bidi="fa-IR"/>
+        </w:rPr>
+      </w:pPr>
+      <w:r>
+        <w:rPr>
+          <w:rFonts w:hint="cs"/>
+          <w:rtl/>
+          <w:lang w:bidi="fa-IR"/>
+        </w:rPr>
+        <w:t xml:space="preserve">19  - </w:t>
+      </w:r>
+      <w:r>
+        <w:rPr>
+          <w:lang w:bidi="fa-IR"/>
+        </w:rPr>
+        <w:t>add migration</w:t>
+      </w:r>
+    </w:p>
+    <w:p>
+      <w:pPr>
+        <w:bidi/>
+        <w:rPr>
+          <w:lang w:bidi="fa-IR"/>
+        </w:rPr>
+      </w:pPr>
+      <w:r>
+        <w:rPr>
+          <w:rFonts w:hint="cs"/>
+          <w:rtl/>
+          <w:lang w:bidi="fa-IR"/>
+        </w:rPr>
+        <w:t xml:space="preserve">20- اضافه کردن میانگین نمرات به صفحه ی ایندکس </w:t>
+      </w:r>
+      <w:r>
+        <w:rPr>
+          <w:lang w:bidi="fa-IR"/>
+        </w:rPr>
+        <w:t>Checklist</w:t>
+      </w:r>
+    </w:p>
+    <w:p>
+      <w:pPr>
+        <w:bidi/>
+        <w:rPr>
+          <w:rtl/>
+          <w:lang w:bidi="fa-IR"/>
+        </w:rPr>
+      </w:pPr>
+      <w:r>
+        <w:rPr>
+          <w:lang w:bidi="fa-IR"/>
+        </w:rPr>
+        <w:t>----------------------------------------------</w:t>
+      </w:r>
+      <w:r>
+        <w:rPr>
+          <w:lang w:bidi="fa-IR"/>
+        </w:rPr>
+        <w:br/>
+      </w:r>
+      <w:r>
+        <w:rPr>
+          <w:rFonts w:hint="cs"/>
+          <w:rtl/>
+          <w:lang w:bidi="fa-IR"/>
+        </w:rPr>
+        <w:t xml:space="preserve">آپدیت </w:t>
+      </w:r>
+      <w:r>
+        <w:rPr>
+          <w:rFonts w:hint="cs"/>
+          <w:rtl/>
+          <w:lang w:bidi="fa-IR"/>
+        </w:rPr>
+        <w:t xml:space="preserve">کردن چک لیست </w:t>
+      </w:r>
+      <w:r>
+        <w:rPr>
+          <w:lang w:bidi="fa-IR"/>
+        </w:rPr>
+        <w:t>bool</w:t>
+      </w:r>
+      <w:r>
+        <w:rPr>
+          <w:rFonts w:hint="cs"/>
+          <w:rtl/>
+          <w:lang w:bidi="fa-IR"/>
+        </w:rPr>
+        <w:t xml:space="preserve"> </w:t>
+      </w:r>
+      <w:proofErr w:type="gramStart"/>
+      <w:r>
+        <w:rPr>
+          <w:rFonts w:hint="cs"/>
+          <w:rtl/>
+          <w:lang w:bidi="fa-IR"/>
+        </w:rPr>
+        <w:t xml:space="preserve">به </w:t>
+      </w:r>
+      <w:r>
+        <w:rPr>
+          <w:lang w:bidi="fa-IR"/>
+        </w:rPr>
+        <w:t xml:space="preserve"> </w:t>
+      </w:r>
+      <w:r>
+        <w:rPr>
+          <w:rFonts w:hint="cs"/>
+          <w:rtl/>
+          <w:lang w:bidi="fa-IR"/>
+        </w:rPr>
+        <w:t>مقدار</w:t>
+      </w:r>
+      <w:proofErr w:type="gramEnd"/>
+      <w:r>
+        <w:rPr>
+          <w:rFonts w:hint="cs"/>
+          <w:rtl/>
+          <w:lang w:bidi="fa-IR"/>
+        </w:rPr>
+        <w:t xml:space="preserve"> عددی</w:t>
+      </w:r>
+    </w:p>
+    <w:p>
+      <w:pPr>
+        <w:bidi/>
+        <w:rPr>
+          <w:rtl/>
+          <w:lang w:bidi="fa-IR"/>
+        </w:rPr>
+      </w:pPr>
+      <w:r>
+        <w:rPr>
+          <w:rtl/>
+          <w:lang w:bidi="fa-IR"/>
+        </w:rPr>
+        <w:br/>
+      </w:r>
+      <w:r>
+        <w:rPr>
+          <w:rFonts w:hint="cs"/>
+          <w:rtl/>
+          <w:lang w:bidi="fa-IR"/>
+        </w:rPr>
+        <w:t xml:space="preserve">در جداول و کانستراکتور </w:t>
+      </w:r>
+      <w:r>
+        <w:rPr>
+          <w:lang w:bidi="fa-IR"/>
+        </w:rPr>
+        <w:t xml:space="preserve"> </w:t>
+      </w:r>
+      <w:r>
+        <w:rPr>
+          <w:rFonts w:hint="cs"/>
+          <w:rtl/>
+          <w:lang w:bidi="fa-IR"/>
+        </w:rPr>
+        <w:t>و در م</w:t>
+      </w:r>
+      <w:r>
+        <w:rPr>
+          <w:rFonts w:hint="cs"/>
+          <w:rtl/>
+          <w:lang w:bidi="fa-IR"/>
+        </w:rPr>
+        <w:t>ت</w:t>
+      </w:r>
+      <w:r>
+        <w:rPr>
+          <w:rFonts w:hint="cs"/>
+          <w:rtl/>
+          <w:lang w:bidi="fa-IR"/>
+        </w:rPr>
+        <w:t>د</w:t>
+      </w:r>
+      <w:r>
+        <w:rPr>
+          <w:rFonts w:hint="cs"/>
+          <w:rtl/>
+          <w:lang w:bidi="fa-IR"/>
+        </w:rPr>
+        <w:t xml:space="preserve"> </w:t>
+      </w:r>
+      <w:r>
+        <w:rPr>
+          <w:lang w:bidi="fa-IR"/>
+        </w:rPr>
+        <w:t xml:space="preserve">create </w:t>
+      </w:r>
+      <w:r>
+        <w:rPr>
+          <w:rFonts w:hint="cs"/>
+          <w:rtl/>
+          <w:lang w:bidi="fa-IR"/>
+        </w:rPr>
+        <w:t xml:space="preserve"> </w:t>
+      </w:r>
+      <w:r>
+        <w:rPr>
+          <w:lang w:bidi="fa-IR"/>
+        </w:rPr>
+        <w:t xml:space="preserve"> </w:t>
       </w:r>
       <w:r>
         <w:rPr>
@@ -508,21 +1616,88 @@
         </w:rPr>
         <w:t xml:space="preserve">در </w:t>
       </w:r>
-      <w:proofErr w:type="spellStart"/>
-      <w:r>
-        <w:rPr>
-          <w:lang w:bidi="fa-IR"/>
-        </w:rPr>
-        <w:t>companycontext</w:t>
-      </w:r>
-      <w:proofErr w:type="spellEnd"/>
-      <w:r>
-        <w:rPr>
-          <w:rFonts w:hint="cs"/>
-          <w:rtl/>
-          <w:lang w:bidi="fa-IR"/>
-        </w:rPr>
-        <w:t xml:space="preserve"> </w:t>
+      <w:r>
+        <w:rPr>
+          <w:lang w:bidi="fa-IR"/>
+        </w:rPr>
+        <w:t>contract</w:t>
+      </w:r>
+      <w:r>
+        <w:rPr>
+          <w:rFonts w:hint="cs"/>
+          <w:rtl/>
+          <w:lang w:bidi="fa-IR"/>
+        </w:rPr>
+        <w:t xml:space="preserve"> </w:t>
+      </w:r>
+      <w:r>
+        <w:rPr>
+          <w:rFonts w:hint="cs"/>
+          <w:rtl/>
+          <w:lang w:bidi="fa-IR"/>
+        </w:rPr>
+        <w:t xml:space="preserve">متغیر </w:t>
+      </w:r>
+      <w:r>
+        <w:rPr>
+          <w:lang w:bidi="fa-IR"/>
+        </w:rPr>
+        <w:t>Bool</w:t>
+      </w:r>
+      <w:r>
+        <w:rPr>
+          <w:rFonts w:hint="cs"/>
+          <w:rtl/>
+          <w:lang w:bidi="fa-IR"/>
+        </w:rPr>
+        <w:t xml:space="preserve"> به </w:t>
+      </w:r>
+      <w:r>
+        <w:rPr>
+          <w:lang w:bidi="fa-IR"/>
+        </w:rPr>
+        <w:t>long</w:t>
+      </w:r>
+      <w:r>
+        <w:rPr>
+          <w:rtl/>
+          <w:lang w:bidi="fa-IR"/>
+        </w:rPr>
+        <w:br/>
+      </w:r>
+      <w:r>
+        <w:rPr>
+          <w:rFonts w:hint="cs"/>
+          <w:rtl/>
+          <w:lang w:bidi="fa-IR"/>
+        </w:rPr>
+        <w:t>تغییر در ویو صفحات</w:t>
+      </w:r>
+      <w:r>
+        <w:rPr>
+          <w:lang w:bidi="fa-IR"/>
+        </w:rPr>
+        <w:t xml:space="preserve"> </w:t>
+      </w:r>
+      <w:r>
+        <w:rPr>
+          <w:lang w:bidi="fa-IR"/>
+        </w:rPr>
+        <w:t xml:space="preserve"> </w:t>
+      </w:r>
+      <w:r>
+        <w:rPr>
+          <w:rFonts w:hint="cs"/>
+          <w:rtl/>
+          <w:lang w:bidi="fa-IR"/>
+        </w:rPr>
+        <w:t>با  هوش مصنوعی</w:t>
+      </w:r>
+      <w:r>
+        <w:rPr>
+          <w:lang w:bidi="fa-IR"/>
+        </w:rPr>
+        <w:t xml:space="preserve"> create</w:t>
       </w:r>
       <w:r>
         <w:rPr>
@@ -532,924 +1707,10 @@
       </w:r>
       <w:r>
         <w:rPr>
-          <w:rFonts w:hint="cs"/>
-          <w:rtl/>
-          <w:lang w:bidi="fa-IR"/>
-        </w:rPr>
-        <w:t xml:space="preserve">باید </w:t>
-      </w:r>
-      <w:r>
-        <w:rPr>
-          <w:lang w:bidi="fa-IR"/>
-        </w:rPr>
-        <w:t xml:space="preserve"> </w:t>
-      </w:r>
-      <w:proofErr w:type="spellStart"/>
-      <w:r>
-        <w:rPr>
-          <w:lang w:bidi="fa-IR"/>
-        </w:rPr>
-        <w:t>dbset</w:t>
-      </w:r>
-      <w:proofErr w:type="spellEnd"/>
-      <w:r>
-        <w:rPr>
-          <w:rFonts w:hint="cs"/>
-          <w:rtl/>
-          <w:lang w:bidi="fa-IR"/>
-        </w:rPr>
-        <w:t xml:space="preserve"> اضافه کرد</w:t>
-      </w:r>
-    </w:p>
-    <w:p>
-      <w:pPr>
-        <w:bidi/>
-        <w:rPr>
-          <w:lang w:bidi="fa-IR"/>
-        </w:rPr>
-      </w:pPr>
-      <w:r>
-        <w:rPr>
-          <w:rFonts w:hint="cs"/>
-          <w:rtl/>
-          <w:lang w:bidi="fa-IR"/>
-        </w:rPr>
-        <w:t>10-</w:t>
-      </w:r>
-      <w:r>
-        <w:rPr>
-          <w:rFonts w:hint="cs"/>
-          <w:rtl/>
-          <w:lang w:bidi="fa-IR"/>
-        </w:rPr>
-        <w:t xml:space="preserve">ایجاد مدل </w:t>
-      </w:r>
-      <w:r>
-        <w:rPr>
-          <w:lang w:bidi="fa-IR"/>
-        </w:rPr>
-        <w:t>create</w:t>
-      </w:r>
-      <w:r>
-        <w:rPr>
-          <w:rFonts w:hint="cs"/>
-          <w:rtl/>
-          <w:lang w:bidi="fa-IR"/>
-        </w:rPr>
-        <w:t xml:space="preserve"> برای چک لیست مورد نظر در لایه ی </w:t>
-      </w:r>
-      <w:r>
-        <w:rPr>
-          <w:lang w:bidi="fa-IR"/>
-        </w:rPr>
-        <w:t xml:space="preserve"> </w:t>
-      </w:r>
-      <w:proofErr w:type="spellStart"/>
-      <w:r>
-        <w:rPr>
-          <w:lang w:bidi="fa-IR"/>
-        </w:rPr>
-        <w:t>Application.contract</w:t>
-      </w:r>
-      <w:r>
-        <w:rPr>
-          <w:lang w:bidi="fa-IR"/>
-        </w:rPr>
-        <w:t>fh</w:t>
-      </w:r>
-      <w:proofErr w:type="spellEnd"/>
-      <w:r>
-        <w:rPr>
-          <w:rFonts w:hint="cs"/>
-          <w:rtl/>
-          <w:lang w:bidi="fa-IR"/>
-        </w:rPr>
-        <w:t xml:space="preserve"> با معرفی </w:t>
-      </w:r>
-      <w:proofErr w:type="spellStart"/>
-      <w:r>
-        <w:rPr>
-          <w:lang w:bidi="fa-IR"/>
-        </w:rPr>
-        <w:t>ChecklistId</w:t>
-      </w:r>
-      <w:proofErr w:type="spellEnd"/>
-      <w:r>
-        <w:rPr>
-          <w:lang w:bidi="fa-IR"/>
-        </w:rPr>
-        <w:t xml:space="preserve">  </w:t>
-      </w:r>
-      <w:r>
-        <w:rPr>
-          <w:rFonts w:hint="cs"/>
-          <w:rtl/>
-          <w:lang w:bidi="fa-IR"/>
-        </w:rPr>
-        <w:t xml:space="preserve"> از نوع </w:t>
-      </w:r>
-      <w:r>
-        <w:rPr>
-          <w:lang w:bidi="fa-IR"/>
-        </w:rPr>
-        <w:t xml:space="preserve"> long</w:t>
-      </w:r>
-      <w:r>
-        <w:rPr>
-          <w:rFonts w:hint="cs"/>
-          <w:rtl/>
-          <w:lang w:bidi="fa-IR"/>
-        </w:rPr>
-        <w:t xml:space="preserve"> باشد </w:t>
-      </w:r>
-      <w:r>
-        <w:rPr>
-          <w:lang w:bidi="fa-IR"/>
-        </w:rPr>
-        <w:t xml:space="preserve"> ? </w:t>
-      </w:r>
-      <w:r>
-        <w:rPr>
-          <w:rFonts w:hint="cs"/>
-          <w:rtl/>
-          <w:lang w:bidi="fa-IR"/>
-        </w:rPr>
-        <w:t xml:space="preserve"> نداشته باشد </w:t>
-      </w:r>
-      <w:r>
-        <w:rPr>
-          <w:lang w:bidi="fa-IR"/>
-        </w:rPr>
-        <w:t xml:space="preserve"> public </w:t>
-      </w:r>
-      <w:r>
-        <w:rPr>
-          <w:rFonts w:hint="cs"/>
-          <w:rtl/>
-          <w:lang w:bidi="fa-IR"/>
-        </w:rPr>
-        <w:t xml:space="preserve"> باشد</w:t>
-      </w:r>
-    </w:p>
-    <w:p>
-      <w:pPr>
-        <w:bidi/>
-        <w:rPr>
-          <w:lang w:bidi="fa-IR"/>
-        </w:rPr>
-      </w:pPr>
-      <w:r>
-        <w:rPr>
-          <w:rFonts w:hint="cs"/>
-          <w:rtl/>
-          <w:lang w:bidi="fa-IR"/>
-        </w:rPr>
-        <w:t xml:space="preserve">11- </w:t>
-      </w:r>
-      <w:r>
-        <w:rPr>
-          <w:rFonts w:hint="cs"/>
-          <w:rtl/>
-          <w:lang w:bidi="fa-IR"/>
-        </w:rPr>
-        <w:t xml:space="preserve">تو </w:t>
-      </w:r>
-      <w:r>
-        <w:rPr>
-          <w:lang w:bidi="fa-IR"/>
-        </w:rPr>
-        <w:t>pages</w:t>
-      </w:r>
-      <w:r>
-        <w:rPr>
-          <w:rFonts w:hint="cs"/>
-          <w:rtl/>
-          <w:lang w:bidi="fa-IR"/>
-        </w:rPr>
-        <w:t xml:space="preserve"> فولدر </w:t>
-      </w:r>
-      <w:r>
-        <w:rPr>
-          <w:lang w:bidi="fa-IR"/>
-        </w:rPr>
-        <w:t>checklist</w:t>
-      </w:r>
-      <w:r>
-        <w:rPr>
-          <w:rFonts w:hint="cs"/>
-          <w:rtl/>
-          <w:lang w:bidi="fa-IR"/>
-        </w:rPr>
-        <w:t xml:space="preserve"> باید صفحه ی </w:t>
-      </w:r>
-      <w:r>
-        <w:rPr>
-          <w:lang w:bidi="fa-IR"/>
-        </w:rPr>
-        <w:t xml:space="preserve"> CreateWin…</w:t>
-      </w:r>
-      <w:r>
-        <w:rPr>
-          <w:rFonts w:hint="cs"/>
-          <w:rtl/>
-          <w:lang w:bidi="fa-IR"/>
-        </w:rPr>
-        <w:t xml:space="preserve"> ایجاد کرد</w:t>
-      </w:r>
-    </w:p>
-    <w:p>
-      <w:pPr>
-        <w:bidi/>
-        <w:rPr>
-          <w:lang w:bidi="fa-IR"/>
-        </w:rPr>
-      </w:pPr>
-      <w:r>
-        <w:rPr>
-          <w:rFonts w:hint="cs"/>
-          <w:rtl/>
-          <w:lang w:bidi="fa-IR"/>
-        </w:rPr>
-        <w:t>12-</w:t>
-      </w:r>
-      <w:r>
-        <w:rPr>
-          <w:rFonts w:hint="cs"/>
-          <w:rtl/>
-          <w:lang w:bidi="fa-IR"/>
-        </w:rPr>
-        <w:t xml:space="preserve"> تو صفحه ی </w:t>
-      </w:r>
-      <w:r>
-        <w:rPr>
-          <w:lang w:bidi="fa-IR"/>
-        </w:rPr>
-        <w:t xml:space="preserve"> confirm</w:t>
-      </w:r>
-      <w:r>
-        <w:rPr>
-          <w:rFonts w:hint="cs"/>
-          <w:rtl/>
-          <w:lang w:bidi="fa-IR"/>
-        </w:rPr>
-        <w:t xml:space="preserve"> باید لینک اضافه کرد</w:t>
-      </w:r>
-      <w:r>
-        <w:rPr>
-          <w:lang w:bidi="fa-IR"/>
-        </w:rPr>
-        <w:t xml:space="preserve"> </w:t>
-      </w:r>
-    </w:p>
-    <w:p>
-      <w:pPr>
-        <w:bidi/>
-        <w:rPr>
-          <w:lang w:bidi="fa-IR"/>
-        </w:rPr>
-      </w:pPr>
-      <w:r>
-        <w:rPr>
-          <w:rFonts w:hint="cs"/>
-          <w:rtl/>
-          <w:lang w:bidi="fa-IR"/>
-        </w:rPr>
-        <w:t>13-</w:t>
-      </w:r>
-      <w:r>
-        <w:rPr>
-          <w:rFonts w:hint="cs"/>
-          <w:rtl/>
-          <w:lang w:bidi="fa-IR"/>
-        </w:rPr>
-        <w:t xml:space="preserve">در صفحه ی </w:t>
-      </w:r>
-      <w:r>
-        <w:rPr>
-          <w:lang w:bidi="fa-IR"/>
-        </w:rPr>
-        <w:t xml:space="preserve">confirm </w:t>
-      </w:r>
-      <w:r>
-        <w:rPr>
-          <w:rFonts w:hint="cs"/>
-          <w:rtl/>
-          <w:lang w:bidi="fa-IR"/>
-        </w:rPr>
-        <w:t xml:space="preserve"> هم در </w:t>
-      </w:r>
-      <w:r>
-        <w:rPr>
-          <w:lang w:bidi="fa-IR"/>
-        </w:rPr>
-        <w:t xml:space="preserve"> view </w:t>
-      </w:r>
-      <w:r>
-        <w:rPr>
-          <w:rFonts w:hint="cs"/>
-          <w:rtl/>
-          <w:lang w:bidi="fa-IR"/>
-        </w:rPr>
-        <w:t xml:space="preserve"> و هم در </w:t>
-      </w:r>
-      <w:r>
-        <w:rPr>
-          <w:rFonts w:hint="cs"/>
-          <w:rtl/>
-          <w:lang w:bidi="fa-IR"/>
-        </w:rPr>
-        <w:t xml:space="preserve"> </w:t>
-      </w:r>
-      <w:r>
-        <w:rPr>
-          <w:lang w:bidi="fa-IR"/>
-        </w:rPr>
-        <w:t xml:space="preserve"> .cs</w:t>
-      </w:r>
-      <w:r>
-        <w:rPr>
-          <w:rFonts w:hint="cs"/>
-          <w:rtl/>
-          <w:lang w:bidi="fa-IR"/>
-        </w:rPr>
-        <w:t xml:space="preserve"> باید لینک اضافه شود </w:t>
-      </w:r>
-    </w:p>
-    <w:p>
-      <w:pPr>
-        <w:bidi/>
-        <w:rPr>
-          <w:lang w:bidi="fa-IR"/>
-        </w:rPr>
-      </w:pPr>
-      <w:r>
-        <w:rPr>
-          <w:rFonts w:hint="cs"/>
-          <w:rtl/>
-          <w:lang w:bidi="fa-IR"/>
-        </w:rPr>
-        <w:t xml:space="preserve">14 - </w:t>
-      </w:r>
-      <w:r>
-        <w:rPr>
-          <w:rFonts w:hint="cs"/>
-          <w:rtl/>
-          <w:lang w:bidi="fa-IR"/>
-        </w:rPr>
-        <w:t xml:space="preserve">ایجاد </w:t>
-      </w:r>
-      <w:r>
-        <w:rPr>
-          <w:rFonts w:hint="cs"/>
-          <w:rtl/>
-          <w:lang w:bidi="fa-IR"/>
-        </w:rPr>
-        <w:t xml:space="preserve">صفحه ی </w:t>
-      </w:r>
-      <w:r>
-        <w:rPr>
-          <w:rFonts w:hint="cs"/>
-          <w:rtl/>
-          <w:lang w:bidi="fa-IR"/>
-        </w:rPr>
-        <w:t xml:space="preserve"> </w:t>
-      </w:r>
-      <w:r>
-        <w:rPr>
-          <w:lang w:bidi="fa-IR"/>
-        </w:rPr>
-        <w:t>ConfirmWin2019</w:t>
-      </w:r>
-    </w:p>
-    <w:p>
-      <w:pPr>
-        <w:bidi/>
-        <w:rPr>
-          <w:lang w:bidi="fa-IR"/>
-        </w:rPr>
-      </w:pPr>
-      <w:r>
-        <w:rPr>
-          <w:rFonts w:hint="cs"/>
-          <w:rtl/>
-          <w:lang w:bidi="fa-IR"/>
-        </w:rPr>
-        <w:t xml:space="preserve">15- </w:t>
-      </w:r>
-      <w:r>
-        <w:rPr>
-          <w:rFonts w:hint="cs"/>
-          <w:rtl/>
-          <w:lang w:bidi="fa-IR"/>
-        </w:rPr>
-        <w:t xml:space="preserve">ایجاد متد های </w:t>
-      </w:r>
-      <w:r>
-        <w:rPr>
-          <w:lang w:bidi="fa-IR"/>
-        </w:rPr>
-        <w:t xml:space="preserve">create , edit   </w:t>
-      </w:r>
-      <w:r>
-        <w:rPr>
-          <w:rFonts w:hint="cs"/>
-          <w:rtl/>
-          <w:lang w:bidi="fa-IR"/>
-        </w:rPr>
-        <w:t xml:space="preserve"> در </w:t>
-      </w:r>
-      <w:proofErr w:type="spellStart"/>
-      <w:r>
-        <w:rPr>
-          <w:lang w:bidi="fa-IR"/>
-        </w:rPr>
-        <w:t>IChecklistApplication</w:t>
-      </w:r>
-      <w:proofErr w:type="spellEnd"/>
-    </w:p>
-    <w:p>
-      <w:pPr>
-        <w:bidi/>
-        <w:rPr>
-          <w:rtl/>
-          <w:lang w:bidi="fa-IR"/>
-        </w:rPr>
-      </w:pPr>
-      <w:r>
-        <w:rPr>
-          <w:rFonts w:hint="cs"/>
-          <w:rtl/>
-          <w:lang w:bidi="fa-IR"/>
-        </w:rPr>
-        <w:t xml:space="preserve">16 - </w:t>
-      </w:r>
-      <w:r>
-        <w:rPr>
-          <w:rFonts w:hint="cs"/>
-          <w:rtl/>
-          <w:lang w:bidi="fa-IR"/>
-        </w:rPr>
-        <w:t xml:space="preserve">پیاده سازی در </w:t>
-      </w:r>
-      <w:proofErr w:type="spellStart"/>
-      <w:r>
-        <w:rPr>
-          <w:lang w:bidi="fa-IR"/>
-        </w:rPr>
-        <w:t>ChecklistApplication</w:t>
-      </w:r>
-      <w:proofErr w:type="spellEnd"/>
-      <w:r>
-        <w:rPr>
-          <w:lang w:bidi="fa-IR"/>
-        </w:rPr>
-        <w:t xml:space="preserve"> </w:t>
-      </w:r>
-      <w:r>
-        <w:rPr>
-          <w:rFonts w:hint="cs"/>
-          <w:rtl/>
-          <w:lang w:bidi="fa-IR"/>
-        </w:rPr>
-        <w:t xml:space="preserve"> اضافه کردن </w:t>
-      </w:r>
-      <w:r>
-        <w:rPr>
-          <w:lang w:bidi="fa-IR"/>
-        </w:rPr>
-        <w:t xml:space="preserve"> repository</w:t>
-      </w:r>
-      <w:r>
-        <w:rPr>
-          <w:rtl/>
           <w:lang w:bidi="fa-IR"/>
         </w:rPr>
         <w:br/>
       </w:r>
-      <w:r>
-        <w:rPr>
-          <w:rFonts w:hint="cs"/>
-          <w:rtl/>
-          <w:lang w:bidi="fa-IR"/>
-        </w:rPr>
-        <w:t xml:space="preserve">17 - </w:t>
-      </w:r>
-      <w:r>
-        <w:rPr>
-          <w:rFonts w:hint="cs"/>
-          <w:rtl/>
-          <w:lang w:bidi="fa-IR"/>
-        </w:rPr>
-        <w:t>ست کردن تمام صفحات ویو در</w:t>
-      </w:r>
-      <w:r>
-        <w:rPr>
-          <w:lang w:bidi="fa-IR"/>
-        </w:rPr>
-        <w:t xml:space="preserve"> razor page </w:t>
-      </w:r>
-      <w:r>
-        <w:rPr>
-          <w:rFonts w:hint="cs"/>
-          <w:rtl/>
-          <w:lang w:bidi="fa-IR"/>
-        </w:rPr>
-        <w:t xml:space="preserve"> ها</w:t>
-      </w:r>
-      <w:r>
-        <w:rPr>
-          <w:rFonts w:hint="cs"/>
-          <w:rtl/>
-          <w:lang w:bidi="fa-IR"/>
-        </w:rPr>
-        <w:t xml:space="preserve"> با استفاده از هئش مصنوعی تیکه تیکه بدم پراپرتی ها رو </w:t>
-      </w:r>
-      <w:r>
-        <w:rPr>
-          <w:lang w:bidi="fa-IR"/>
-        </w:rPr>
-        <w:br/>
-      </w:r>
-      <w:r>
-        <w:rPr>
-          <w:rFonts w:hint="cs"/>
-          <w:rtl/>
-          <w:lang w:bidi="fa-IR"/>
-        </w:rPr>
-        <w:t xml:space="preserve">18 - </w:t>
-      </w:r>
-      <w:r>
-        <w:rPr>
-          <w:rFonts w:hint="cs"/>
-          <w:rtl/>
-          <w:lang w:bidi="fa-IR"/>
-        </w:rPr>
-        <w:t xml:space="preserve">یادم رفته بود متدهای صفحه ی </w:t>
-      </w:r>
-      <w:r>
-        <w:rPr>
-          <w:lang w:bidi="fa-IR"/>
-        </w:rPr>
-        <w:t>ConfirmWin2019.cshtml</w:t>
-      </w:r>
-      <w:r>
-        <w:rPr>
-          <w:rFonts w:hint="cs"/>
-          <w:rtl/>
-          <w:lang w:bidi="fa-IR"/>
-        </w:rPr>
-        <w:t xml:space="preserve"> رو درست کنم</w:t>
-      </w:r>
-      <w:r>
-        <w:rPr>
-          <w:rFonts w:hint="cs"/>
-          <w:rtl/>
-          <w:lang w:bidi="fa-IR"/>
-        </w:rPr>
-        <w:t xml:space="preserve"> --  بااستفاده از </w:t>
-      </w:r>
-      <w:proofErr w:type="spellStart"/>
-      <w:r>
-        <w:rPr>
-          <w:lang w:bidi="fa-IR"/>
-        </w:rPr>
-        <w:t>chatgpt</w:t>
-      </w:r>
-      <w:proofErr w:type="spellEnd"/>
-      <w:r>
-        <w:rPr>
-          <w:rFonts w:hint="cs"/>
-          <w:rtl/>
-          <w:lang w:bidi="fa-IR"/>
-        </w:rPr>
-        <w:t xml:space="preserve"> و مدل </w:t>
-      </w:r>
-      <w:r>
-        <w:rPr>
-          <w:lang w:bidi="fa-IR"/>
-        </w:rPr>
-        <w:t>create</w:t>
-      </w:r>
-      <w:r>
-        <w:rPr>
-          <w:rFonts w:hint="cs"/>
-          <w:rtl/>
-          <w:lang w:bidi="fa-IR"/>
-        </w:rPr>
-        <w:t xml:space="preserve"> آن </w:t>
-      </w:r>
-    </w:p>
-    <w:p>
-      <w:pPr>
-        <w:bidi/>
-        <w:rPr>
-          <w:lang w:bidi="fa-IR"/>
-        </w:rPr>
-      </w:pPr>
-      <w:r>
-        <w:rPr>
-          <w:rFonts w:hint="cs"/>
-          <w:rtl/>
-          <w:lang w:bidi="fa-IR"/>
-        </w:rPr>
-        <w:t xml:space="preserve">19  - </w:t>
-      </w:r>
-      <w:r>
-        <w:rPr>
-          <w:lang w:bidi="fa-IR"/>
-        </w:rPr>
-        <w:t>add migration</w:t>
-      </w:r>
-    </w:p>
-    <w:p>
-      <w:pPr>
-        <w:bidi/>
-        <w:rPr>
-          <w:lang w:bidi="fa-IR"/>
-        </w:rPr>
-      </w:pPr>
-      <w:r>
-        <w:rPr>
-          <w:rFonts w:hint="cs"/>
-          <w:rtl/>
-          <w:lang w:bidi="fa-IR"/>
-        </w:rPr>
-        <w:t xml:space="preserve">20- اضافه کردن میانگین نمرات به صفحه ی ایندکس </w:t>
-      </w:r>
-      <w:r>
-        <w:rPr>
-          <w:lang w:bidi="fa-IR"/>
-        </w:rPr>
-        <w:t>Checklist</w:t>
-      </w:r>
-    </w:p>
-    <w:p>
-      <w:pPr>
-        <w:bidi/>
-        <w:rPr>
-          <w:rtl/>
-          <w:lang w:bidi="fa-IR"/>
-        </w:rPr>
-      </w:pPr>
-      <w:r>
-        <w:rPr>
-          <w:lang w:bidi="fa-IR"/>
-        </w:rPr>
-        <w:t>----------------------------------------------</w:t>
-      </w:r>
-      <w:r>
-        <w:rPr>
-          <w:lang w:bidi="fa-IR"/>
-        </w:rPr>
-        <w:br/>
-      </w:r>
-      <w:r>
-        <w:rPr>
-          <w:rFonts w:hint="cs"/>
-          <w:rtl/>
-          <w:lang w:bidi="fa-IR"/>
-        </w:rPr>
-        <w:t xml:space="preserve">آپدیت </w:t>
-      </w:r>
-      <w:r>
-        <w:rPr>
-          <w:rFonts w:hint="cs"/>
-          <w:rtl/>
-          <w:lang w:bidi="fa-IR"/>
-        </w:rPr>
-        <w:t xml:space="preserve">کردن چک لیست </w:t>
-      </w:r>
-      <w:r>
-        <w:rPr>
-          <w:lang w:bidi="fa-IR"/>
-        </w:rPr>
-        <w:t>bool</w:t>
-      </w:r>
-      <w:r>
-        <w:rPr>
-          <w:rFonts w:hint="cs"/>
-          <w:rtl/>
-          <w:lang w:bidi="fa-IR"/>
-        </w:rPr>
-        <w:t xml:space="preserve"> </w:t>
-      </w:r>
-      <w:proofErr w:type="gramStart"/>
-      <w:r>
-        <w:rPr>
-          <w:rFonts w:hint="cs"/>
-          <w:rtl/>
-          <w:lang w:bidi="fa-IR"/>
-        </w:rPr>
-        <w:t xml:space="preserve">به </w:t>
-      </w:r>
-      <w:r>
-        <w:rPr>
-          <w:lang w:bidi="fa-IR"/>
-        </w:rPr>
-        <w:t xml:space="preserve"> </w:t>
-      </w:r>
-      <w:r>
-        <w:rPr>
-          <w:rFonts w:hint="cs"/>
-          <w:rtl/>
-          <w:lang w:bidi="fa-IR"/>
-        </w:rPr>
-        <w:t>مقدار</w:t>
-      </w:r>
-      <w:proofErr w:type="gramEnd"/>
-      <w:r>
-        <w:rPr>
-          <w:rFonts w:hint="cs"/>
-          <w:rtl/>
-          <w:lang w:bidi="fa-IR"/>
-        </w:rPr>
-        <w:t xml:space="preserve"> عددی</w:t>
-      </w:r>
-    </w:p>
-    <w:p>
-      <w:pPr>
-        <w:bidi/>
-        <w:rPr>
-          <w:rtl/>
-          <w:lang w:bidi="fa-IR"/>
-        </w:rPr>
-      </w:pPr>
-      <w:r>
-        <w:rPr>
-          <w:rtl/>
-          <w:lang w:bidi="fa-IR"/>
-        </w:rPr>
-        <w:br/>
-      </w:r>
-      <w:r>
-        <w:rPr>
-          <w:rFonts w:hint="cs"/>
-          <w:rtl/>
-          <w:lang w:bidi="fa-IR"/>
-        </w:rPr>
-        <w:t xml:space="preserve">در جداول و کانستراکتور </w:t>
-      </w:r>
-      <w:r>
-        <w:rPr>
-          <w:lang w:bidi="fa-IR"/>
-        </w:rPr>
-        <w:t xml:space="preserve"> </w:t>
-      </w:r>
-      <w:r>
-        <w:rPr>
-          <w:rFonts w:hint="cs"/>
-          <w:rtl/>
-          <w:lang w:bidi="fa-IR"/>
-        </w:rPr>
-        <w:t>و در م</w:t>
-      </w:r>
-      <w:r>
-        <w:rPr>
-          <w:rFonts w:hint="cs"/>
-          <w:rtl/>
-          <w:lang w:bidi="fa-IR"/>
-        </w:rPr>
-        <w:t>ت</w:t>
-      </w:r>
-      <w:r>
-        <w:rPr>
-          <w:rFonts w:hint="cs"/>
-          <w:rtl/>
-          <w:lang w:bidi="fa-IR"/>
-        </w:rPr>
-        <w:t>د</w:t>
-      </w:r>
-      <w:r>
-        <w:rPr>
-          <w:rFonts w:hint="cs"/>
-          <w:rtl/>
-          <w:lang w:bidi="fa-IR"/>
-        </w:rPr>
-        <w:t xml:space="preserve"> </w:t>
-      </w:r>
-      <w:r>
-        <w:rPr>
-          <w:lang w:bidi="fa-IR"/>
-        </w:rPr>
-        <w:t xml:space="preserve">create </w:t>
-      </w:r>
-      <w:r>
-        <w:rPr>
-          <w:rFonts w:hint="cs"/>
-          <w:rtl/>
-          <w:lang w:bidi="fa-IR"/>
-        </w:rPr>
-        <w:t xml:space="preserve"> </w:t>
-      </w:r>
-      <w:r>
-        <w:rPr>
-          <w:lang w:bidi="fa-IR"/>
-        </w:rPr>
-        <w:t xml:space="preserve"> </w:t>
-      </w:r>
-      <w:r>
-        <w:rPr>
-          <w:rFonts w:hint="cs"/>
-          <w:rtl/>
-          <w:lang w:bidi="fa-IR"/>
-        </w:rPr>
-        <w:t xml:space="preserve">در </w:t>
-      </w:r>
-      <w:r>
-        <w:rPr>
-          <w:lang w:bidi="fa-IR"/>
-        </w:rPr>
-        <w:t>contract</w:t>
-      </w:r>
-      <w:r>
-        <w:rPr>
-          <w:rFonts w:hint="cs"/>
-          <w:rtl/>
-          <w:lang w:bidi="fa-IR"/>
-        </w:rPr>
-        <w:t xml:space="preserve"> </w:t>
-      </w:r>
-      <w:r>
-        <w:rPr>
-          <w:rFonts w:hint="cs"/>
-          <w:rtl/>
-          <w:lang w:bidi="fa-IR"/>
-        </w:rPr>
-        <w:t xml:space="preserve">متغیر </w:t>
-      </w:r>
-      <w:r>
-        <w:rPr>
-          <w:lang w:bidi="fa-IR"/>
-        </w:rPr>
-        <w:t>Bool</w:t>
-      </w:r>
-      <w:r>
-        <w:rPr>
-          <w:rFonts w:hint="cs"/>
-          <w:rtl/>
-          <w:lang w:bidi="fa-IR"/>
-        </w:rPr>
-        <w:t xml:space="preserve"> به </w:t>
-      </w:r>
-      <w:r>
-        <w:rPr>
-          <w:lang w:bidi="fa-IR"/>
-        </w:rPr>
-        <w:t>long</w:t>
-      </w:r>
-      <w:r>
-        <w:rPr>
-          <w:rtl/>
-          <w:lang w:bidi="fa-IR"/>
-        </w:rPr>
-        <w:br/>
-      </w:r>
-      <w:r>
-        <w:rPr>
-          <w:rFonts w:hint="cs"/>
-          <w:rtl/>
-          <w:lang w:bidi="fa-IR"/>
-        </w:rPr>
-        <w:t>تغییر در ویو صفحات</w:t>
-      </w:r>
-      <w:r>
-        <w:rPr>
-          <w:lang w:bidi="fa-IR"/>
-        </w:rPr>
-        <w:t xml:space="preserve"> </w:t>
-      </w:r>
-      <w:r>
-        <w:rPr>
-          <w:lang w:bidi="fa-IR"/>
-        </w:rPr>
-        <w:t xml:space="preserve"> </w:t>
-      </w:r>
-      <w:r>
-        <w:rPr>
-          <w:rFonts w:hint="cs"/>
-          <w:rtl/>
-          <w:lang w:bidi="fa-IR"/>
-        </w:rPr>
-        <w:t>با  هوش مصنوعی</w:t>
-      </w:r>
-      <w:r>
-        <w:rPr>
-          <w:lang w:bidi="fa-IR"/>
-        </w:rPr>
-        <w:t xml:space="preserve"> create</w:t>
-      </w:r>
-      <w:r>
-        <w:rPr>
-          <w:lang w:bidi="fa-IR"/>
-        </w:rPr>
-        <w:t xml:space="preserve">  </w:t>
-      </w:r>
-      <w:r>
-        <w:rPr>
-          <w:lang w:bidi="fa-IR"/>
-        </w:rPr>
-        <w:br/>
-      </w:r>
     </w:p>
     <w:p>
       <w:pPr>
@@ -1492,7 +1753,6 @@
         <w:rPr>
           <w:lang w:bidi="fa-IR"/>
         </w:rPr>
-        <w:lastRenderedPageBreak/>
         <w:t xml:space="preserve">     &lt;</w:t>
       </w:r>
       <w:r>
@@ -2398,7 +2658,6 @@
   <w:style w:type="character" w:default="1" w:styleId="DefaultParagraphFont">
     <w:name w:val="Default Paragraph Font"/>
     <w:uiPriority w:val="1"/>
-    <w:semiHidden/>
     <w:unhideWhenUsed/>
   </w:style>
   <w:style w:type="table" w:default="1" w:styleId="TableNormal">
